--- a/sdr/human-readable/sdr-class-c-authoring.docx
+++ b/sdr/human-readable/sdr-class-c-authoring.docx
@@ -2910,7 +2910,7 @@
     </w:p>
     <w:p>
       <w:r>
-        <w:t>Force at Class C: SHOULD</w:t>
+        <w:t>Force at Class C: SHOULD | timeframe: 3-10 bizdays</w:t>
       </w:r>
     </w:p>
     <w:p>
